--- a/exp10/Kanak_DCCN_EXPT_10.docx
+++ b/exp10/Kanak_DCCN_EXPT_10.docx
@@ -2691,135 +2691,119 @@
         <w:spacing w:after="120"/>
       </w:pPr>
     </w:p>
-    <w:tbl>
-      <w:tblPr>
-        <w:tblW w:type="auto" w:w="0"/>
-        <w:jc w:val="center"/>
-        <w:tblLook w:firstColumn="1" w:firstRow="1" w:lastColumn="0" w:lastRow="0" w:noHBand="0" w:noVBand="1" w:val="04A0"/>
-      </w:tblPr>
-      <w:tblGrid>
-        <w:gridCol w:w="9360"/>
-      </w:tblGrid>
-      <w:tr>
-        <w:tc>
-          <w:tcPr>
-            <w:tcW w:type="dxa" w:w="9360"/>
-            <w:shd w:fill="F8FAFC"/>
-            <w:tcBorders>
-              <w:top w:val="dashed" w:sz="6" w:space="0" w:color="94A3B8"/>
-              <w:bottom w:val="dashed" w:sz="6" w:space="0" w:color="94A3B8"/>
-              <w:left w:val="dashed" w:sz="6" w:space="0" w:color="94A3B8"/>
-              <w:right w:val="dashed" w:sz="6" w:space="0" w:color="94A3B8"/>
-            </w:tcBorders>
-            <w:tcMar>
-              <w:top w:w="140" w:type="dxa"/>
-              <w:bottom w:w="140" w:type="dxa"/>
-              <w:left w:w="180" w:type="dxa"/>
-              <w:right w:w="180" w:type="dxa"/>
-            </w:tcMar>
-          </w:tcPr>
-          <w:p>
-            <w:pPr>
-              <w:spacing w:before="500" w:after="80"/>
-              <w:jc w:val="center"/>
-            </w:pPr>
-            <w:r>
-              <w:rPr>
-                <w:rFonts w:ascii="Times New Roman" w:hAnsi="Times New Roman"/>
-                <w:b/>
-                <w:color w:val="475569"/>
-                <w:sz w:val="22"/>
-              </w:rPr>
-              <w:t>[ SCREENSHOT PLACEHOLDER ]</w:t>
-            </w:r>
-          </w:p>
-          <w:p>
-            <w:pPr>
-              <w:spacing w:before="0" w:after="500"/>
-              <w:jc w:val="center"/>
-            </w:pPr>
-            <w:r>
-              <w:rPr>
-                <w:rFonts w:ascii="Times New Roman" w:hAnsi="Times New Roman"/>
-                <w:i/>
-                <w:color w:val="64748B"/>
-                <w:sz w:val="20"/>
-              </w:rPr>
-              <w:t>Cisco Packet Tracer Screenshot: Router R1 'show ip route' displaying all 8 FLSM subnets with static and connected entries</w:t>
-            </w:r>
-          </w:p>
-        </w:tc>
-      </w:tr>
-    </w:tbl>
     <w:p>
       <w:pPr>
-        <w:spacing w:before="40" w:after="160"/>
+        <w:keepNext/>
+        <w:spacing w:before="160" w:after="60"/>
+        <w:jc w:val="center"/>
       </w:pPr>
+      <w:r>
+        <w:drawing>
+          <wp:inline xmlns:a="http://schemas.openxmlformats.org/drawingml/2006/main" xmlns:pic="http://schemas.openxmlformats.org/drawingml/2006/picture">
+            <wp:extent cx="5669280" cy="2986743"/>
+            <wp:docPr id="2" name="Picture 2"/>
+            <wp:cNvGraphicFramePr>
+              <a:graphicFrameLocks noChangeAspect="1"/>
+            </wp:cNvGraphicFramePr>
+            <a:graphic>
+              <a:graphicData uri="http://schemas.openxmlformats.org/drawingml/2006/picture">
+                <pic:pic>
+                  <pic:nvPicPr>
+                    <pic:cNvPr id="0" name="screenshot_r1_show_ip_route.png"/>
+                    <pic:cNvPicPr/>
+                  </pic:nvPicPr>
+                  <pic:blipFill>
+                    <a:blip r:embed="rId12"/>
+                    <a:stretch>
+                      <a:fillRect/>
+                    </a:stretch>
+                  </pic:blipFill>
+                  <pic:spPr>
+                    <a:xfrm>
+                      <a:off x="0" y="0"/>
+                      <a:ext cx="5669280" cy="2986743"/>
+                    </a:xfrm>
+                    <a:prstGeom prst="rect"/>
+                  </pic:spPr>
+                </pic:pic>
+              </a:graphicData>
+            </a:graphic>
+          </wp:inline>
+        </w:drawing>
+      </w:r>
     </w:p>
-    <w:tbl>
-      <w:tblPr>
-        <w:tblW w:type="auto" w:w="0"/>
-        <w:jc w:val="center"/>
-        <w:tblLook w:firstColumn="1" w:firstRow="1" w:lastColumn="0" w:lastRow="0" w:noHBand="0" w:noVBand="1" w:val="04A0"/>
-      </w:tblPr>
-      <w:tblGrid>
-        <w:gridCol w:w="9360"/>
-      </w:tblGrid>
-      <w:tr>
-        <w:tc>
-          <w:tcPr>
-            <w:tcW w:type="dxa" w:w="9360"/>
-            <w:shd w:fill="F8FAFC"/>
-            <w:tcBorders>
-              <w:top w:val="dashed" w:sz="6" w:space="0" w:color="94A3B8"/>
-              <w:bottom w:val="dashed" w:sz="6" w:space="0" w:color="94A3B8"/>
-              <w:left w:val="dashed" w:sz="6" w:space="0" w:color="94A3B8"/>
-              <w:right w:val="dashed" w:sz="6" w:space="0" w:color="94A3B8"/>
-            </w:tcBorders>
-            <w:tcMar>
-              <w:top w:w="140" w:type="dxa"/>
-              <w:bottom w:w="140" w:type="dxa"/>
-              <w:left w:w="180" w:type="dxa"/>
-              <w:right w:w="180" w:type="dxa"/>
-            </w:tcMar>
-          </w:tcPr>
-          <w:p>
-            <w:pPr>
-              <w:spacing w:before="500" w:after="80"/>
-              <w:jc w:val="center"/>
-            </w:pPr>
-            <w:r>
-              <w:rPr>
-                <w:rFonts w:ascii="Times New Roman" w:hAnsi="Times New Roman"/>
-                <w:b/>
-                <w:color w:val="475569"/>
-                <w:sz w:val="22"/>
-              </w:rPr>
-              <w:t>[ SCREENSHOT PLACEHOLDER ]</w:t>
-            </w:r>
-          </w:p>
-          <w:p>
-            <w:pPr>
-              <w:spacing w:before="0" w:after="500"/>
-              <w:jc w:val="center"/>
-            </w:pPr>
-            <w:r>
-              <w:rPr>
-                <w:rFonts w:ascii="Times New Roman" w:hAnsi="Times New Roman"/>
-                <w:i/>
-                <w:color w:val="64748B"/>
-                <w:sz w:val="20"/>
-              </w:rPr>
-              <w:t>Cisco Packet Tracer Screenshot: Successful ICMP ping from PC1 (192.168.10.2) to remote PC3 (192.168.10.66) across static routes</w:t>
-            </w:r>
-          </w:p>
-        </w:tc>
-      </w:tr>
-    </w:tbl>
     <w:p>
       <w:pPr>
-        <w:spacing w:before="40" w:after="160"/>
+        <w:spacing w:before="0" w:after="200"/>
+        <w:jc w:val="center"/>
       </w:pPr>
+      <w:r>
+        <w:rPr>
+          <w:rFonts w:ascii="Times New Roman" w:hAnsi="Times New Roman"/>
+          <w:b/>
+          <w:i/>
+          <w:color w:val="374151"/>
+          <w:sz w:val="20"/>
+        </w:rPr>
+        <w:t>Figure 10.2: Cisco Packet Tracer Screenshot — Router R1 'show ip route' Displaying 8 FLSM Subnets</w:t>
+      </w:r>
+    </w:p>
+    <w:p>
+      <w:pPr>
+        <w:keepNext/>
+        <w:spacing w:before="160" w:after="60"/>
+        <w:jc w:val="center"/>
+      </w:pPr>
+      <w:r>
+        <w:drawing>
+          <wp:inline xmlns:a="http://schemas.openxmlformats.org/drawingml/2006/main" xmlns:pic="http://schemas.openxmlformats.org/drawingml/2006/picture">
+            <wp:extent cx="5669280" cy="3636636"/>
+            <wp:docPr id="3" name="Picture 3"/>
+            <wp:cNvGraphicFramePr>
+              <a:graphicFrameLocks noChangeAspect="1"/>
+            </wp:cNvGraphicFramePr>
+            <a:graphic>
+              <a:graphicData uri="http://schemas.openxmlformats.org/drawingml/2006/picture">
+                <pic:pic>
+                  <pic:nvPicPr>
+                    <pic:cNvPr id="0" name="screenshot_pc1_ping_pc3.png"/>
+                    <pic:cNvPicPr/>
+                  </pic:nvPicPr>
+                  <pic:blipFill>
+                    <a:blip r:embed="rId13"/>
+                    <a:stretch>
+                      <a:fillRect/>
+                    </a:stretch>
+                  </pic:blipFill>
+                  <pic:spPr>
+                    <a:xfrm>
+                      <a:off x="0" y="0"/>
+                      <a:ext cx="5669280" cy="3636636"/>
+                    </a:xfrm>
+                    <a:prstGeom prst="rect"/>
+                  </pic:spPr>
+                </pic:pic>
+              </a:graphicData>
+            </a:graphic>
+          </wp:inline>
+        </w:drawing>
+      </w:r>
+    </w:p>
+    <w:p>
+      <w:pPr>
+        <w:spacing w:before="0" w:after="200"/>
+        <w:jc w:val="center"/>
+      </w:pPr>
+      <w:r>
+        <w:rPr>
+          <w:rFonts w:ascii="Times New Roman" w:hAnsi="Times New Roman"/>
+          <w:b/>
+          <w:i/>
+          <w:color w:val="374151"/>
+          <w:sz w:val="20"/>
+        </w:rPr>
+        <w:t>Figure 10.3: Cisco Packet Tracer Screenshot — PC1 Successful ICMP Ping and Traceroute to PC3 (192.168.10.66)</w:t>
+      </w:r>
     </w:p>
     <w:p>
       <w:pPr>
